--- a/docs/terminal_prep.docx
+++ b/docs/terminal_prep.docx
@@ -12,10 +12,7 @@
     </w:p>
     <w:p>
       <w:r>
-        <w:rPr>
-          <w:b w:val="0"/>
-        </w:rPr>
-        <w:t>For the person installing a new Raspberry Pi 4 terminal. This guide takes you from a blank microSD card to the first setup screen. Continue with terminal_config.docx to connect the remote, scan the QR codes and test the TV.</w:t>
+        <w:t>For the person installing a new Raspberry Pi 4 terminal. This guide takes you from a blank microSD card to the first setup screen. Continue with ZmalaTerminal-Guide.pdf to connect the remote, scan the QR codes and test the TV.</w:t>
       </w:r>
     </w:p>
     <w:p>
@@ -303,7 +300,7 @@
             <w:color w:val="155B91"/>
             <w:u w:val="single"/>
           </w:rPr>
-          <w:t>Latest successful terminal installer builds on GitHub</w:t>
+          <w:t>Published ZmalaCall releases</w:t>
         </w:r>
       </w:hyperlink>
     </w:p>
@@ -320,18 +317,12 @@
     </w:p>
     <w:p>
       <w:r>
-        <w:rPr>
-          <w:b w:val="0"/>
-        </w:rPr>
-        <w:t>Open the newest successful Build terminal installer run for the main branch. Under Artifacts, download zmala-terminal-setup and extract it. GitHub may ask you to sign in. Run zmala_terminal_setup.exe from the extracted download; the Word guides sit beside it.</w:t>
+        <w:t>Open the release link supplied by your administrator. Download ZmalaTerminal-Pi4-setup.exe and the two ZmalaTerminal PDF guides. Run the executable on your Windows PC; it installs the software on the Pi over Ethernet.</w:t>
       </w:r>
     </w:p>
     <w:p>
       <w:r>
-        <w:rPr>
-          <w:b w:val="0"/>
-        </w:rPr>
-        <w:t>A published release is another option when it contains the version you want. Its installer may be older than the latest successful build.</w:t>
+        <w:t>Development builds are also available from successful GitHub Actions runs. They may require GitHub sign-in and are separate from published releases.</w:t>
       </w:r>
     </w:p>
     <w:p>
@@ -396,10 +387,7 @@
     </w:p>
     <w:p>
       <w:r>
-        <w:rPr>
-          <w:b w:val="0"/>
-        </w:rPr>
-        <w:t>Wait for the installer to report success. The TV should show the USB, remote or QR setup screen. Follow terminal_config.docx. The Pi hostname does not choose the terminal account or serial; the server QR does.</w:t>
+        <w:t>Wait for the installer to report success. The TV should show the USB, remote or QR setup screen. Follow ZmalaTerminal-Guide.pdf. The Pi hostname does not choose the terminal account or serial; the server QR does.</w:t>
       </w:r>
     </w:p>
     <w:p>

--- a/docs/terminal_prep.docx
+++ b/docs/terminal_prep.docx
@@ -7,6 +7,9 @@
         <w:pStyle w:val="Title"/>
       </w:pPr>
       <w:r>
+        <w:rPr>
+          <w:color w:val="000000"/>
+        </w:rPr>
         <w:t>Prepare a new Zmala terminal</w:t>
       </w:r>
     </w:p>
@@ -20,15 +23,19 @@
         <w:pStyle w:val="Heading1"/>
       </w:pPr>
       <w:r>
+        <w:rPr>
+          <w:color w:val="000000"/>
+        </w:rPr>
         <w:t>Before you start</w:t>
       </w:r>
     </w:p>
     <w:p>
       <w:pPr>
         <w:pStyle w:val="ListBullet"/>
+        <w:keepLines/>
       </w:pPr>
       <w:r>
-        <w:t>Raspberry Pi 4 Model B in the Argon ONE Pi 4 V2 case, microSD card and card reader.</w:t>
+        <w:t>Raspberry Pi 4 Model B in the Argon ONE Pi 4 V2 case, a 32GB or larger microSD card and a card reader.</w:t>
       </w:r>
     </w:p>
     <w:p>
@@ -68,6 +75,9 @@
         <w:pStyle w:val="Heading1"/>
       </w:pPr>
       <w:r>
+        <w:rPr>
+          <w:color w:val="000000"/>
+        </w:rPr>
         <w:t>Prepare the microSD card</w:t>
       </w:r>
     </w:p>
@@ -84,11 +94,13 @@
     </w:p>
     <w:p>
       <w:pPr>
+        <w:pStyle w:val="Heading2"/>
         <w:keepNext/>
       </w:pPr>
       <w:r>
         <w:rPr>
           <w:b/>
+          <w:color w:val="000000"/>
         </w:rPr>
         <w:t>1  Choose the image and card</w:t>
       </w:r>
@@ -103,11 +115,13 @@
     </w:p>
     <w:p>
       <w:pPr>
+        <w:pStyle w:val="Heading2"/>
         <w:keepNext/>
       </w:pPr>
       <w:r>
         <w:rPr>
           <w:b/>
+          <w:color w:val="000000"/>
         </w:rPr>
         <w:t>2  Customize the image</w:t>
       </w:r>
@@ -122,11 +136,13 @@
     </w:p>
     <w:p>
       <w:pPr>
+        <w:pStyle w:val="Heading2"/>
         <w:keepNext/>
       </w:pPr>
       <w:r>
         <w:rPr>
           <w:b/>
+          <w:color w:val="000000"/>
         </w:rPr>
         <w:t>3  Write and verify</w:t>
       </w:r>
@@ -156,6 +172,9 @@
         <w:pageBreakBefore/>
       </w:pPr>
       <w:r>
+        <w:rPr>
+          <w:color w:val="000000"/>
+        </w:rPr>
         <w:t>Connect the terminal</w:t>
       </w:r>
     </w:p>
@@ -221,11 +240,13 @@
     </w:p>
     <w:p>
       <w:pPr>
+        <w:pStyle w:val="Heading2"/>
         <w:keepNext/>
       </w:pPr>
       <w:r>
         <w:rPr>
           <w:b/>
+          <w:color w:val="000000"/>
         </w:rPr>
         <w:t>1  Camera and charger</w:t>
       </w:r>
@@ -240,11 +261,13 @@
     </w:p>
     <w:p>
       <w:pPr>
+        <w:pStyle w:val="Heading2"/>
         <w:keepNext/>
       </w:pPr>
       <w:r>
         <w:rPr>
           <w:b/>
+          <w:color w:val="000000"/>
         </w:rPr>
         <w:t>2  TV and network</w:t>
       </w:r>
@@ -259,11 +282,13 @@
     </w:p>
     <w:p>
       <w:pPr>
+        <w:pStyle w:val="Heading2"/>
         <w:keepNext/>
       </w:pPr>
       <w:r>
         <w:rPr>
           <w:b/>
+          <w:color w:val="000000"/>
         </w:rPr>
         <w:t>3  Power</w:t>
       </w:r>
@@ -290,6 +315,9 @@
         <w:pageBreakBefore/>
       </w:pPr>
       <w:r>
+        <w:rPr>
+          <w:color w:val="000000"/>
+        </w:rPr>
         <w:t>Install the terminal software</w:t>
       </w:r>
     </w:p>
@@ -306,11 +334,13 @@
     </w:p>
     <w:p>
       <w:pPr>
+        <w:pStyle w:val="Heading2"/>
         <w:keepNext/>
       </w:pPr>
       <w:r>
         <w:rPr>
           <w:b/>
+          <w:color w:val="000000"/>
         </w:rPr>
         <w:t>1  Download the installer</w:t>
       </w:r>
@@ -321,28 +351,14 @@
       </w:r>
     </w:p>
     <w:p>
-      <w:r>
-        <w:t>Development builds are also available from successful GitHub Actions runs. They may require GitHub sign-in and are separate from published releases.</w:t>
-      </w:r>
-    </w:p>
-    <w:p>
-      <w:hyperlink r:id="rId14">
-        <w:r>
-          <w:rPr>
-            <w:color w:val="155B91"/>
-            <w:u w:val="single"/>
-          </w:rPr>
-          <w:t>Published ZmalaCall releases</w:t>
-        </w:r>
-      </w:hyperlink>
-    </w:p>
-    <w:p>
       <w:pPr>
+        <w:pStyle w:val="Heading2"/>
         <w:keepNext/>
       </w:pPr>
       <w:r>
         <w:rPr>
           <w:b/>
+          <w:color w:val="000000"/>
         </w:rPr>
         <w:t>2  Check the Pi</w:t>
       </w:r>
@@ -357,11 +373,13 @@
     </w:p>
     <w:p>
       <w:pPr>
+        <w:pStyle w:val="Heading2"/>
         <w:keepNext/>
       </w:pPr>
       <w:r>
         <w:rPr>
           <w:b/>
+          <w:color w:val="000000"/>
         </w:rPr>
         <w:t>3  Confirm installation</w:t>
       </w:r>
@@ -376,18 +394,23 @@
     </w:p>
     <w:p>
       <w:pPr>
+        <w:pStyle w:val="Heading2"/>
         <w:keepNext/>
       </w:pPr>
       <w:r>
         <w:rPr>
           <w:b/>
+          <w:color w:val="000000"/>
         </w:rPr>
         <w:t>4  Continue on the TV</w:t>
       </w:r>
     </w:p>
     <w:p>
+      <w:pPr>
+        <w:keepLines/>
+      </w:pPr>
       <w:r>
-        <w:t>Wait for the installer to report success. The TV should show the USB, remote or QR setup screen. Follow ZmalaTerminal-Guide.pdf. The Pi hostname does not choose the terminal account or serial; the server QR does.</w:t>
+        <w:t>Wait for the installer to report success. The TV should show the USB, remote or QR setup screen. Continue with the helper setup part of ZmalaTerminal-Guide.pdf. If the TV is blank, check its selected HDMI input and cable before repeating installation.</w:t>
       </w:r>
     </w:p>
     <w:p>
@@ -395,6 +418,9 @@
         <w:pStyle w:val="Heading1"/>
       </w:pPr>
       <w:r>
+        <w:rPr>
+          <w:color w:val="000000"/>
+        </w:rPr>
         <w:t>If installation stops</w:t>
       </w:r>
     </w:p>
@@ -813,7 +839,7 @@
     <w:rPr>
       <w:rFonts w:ascii="Calibri" w:hAnsi="Calibri"/>
       <w:color w:val="000000"/>
-      <w:sz w:val="23"/>
+      <w:sz w:val="22"/>
     </w:rPr>
   </w:style>
   <w:style w:type="paragraph" w:styleId="Header">

--- a/docs/terminal_prep.docx
+++ b/docs/terminal_prep.docx
@@ -51,7 +51,7 @@
         <w:pStyle w:val="ListBullet"/>
       </w:pPr>
       <w:r>
-        <w:t>TV and HDMI cable, Nuroum C20 camera, Microsoft Presenter+ remote and its charging cradle.</w:t>
+        <w:t>TV and HDMI cable, Nuroum C10/C20 camera, Microsoft Presenter+ remote and its charging cradle.</w:t>
       </w:r>
     </w:p>
     <w:p>
@@ -256,7 +256,7 @@
         <w:rPr>
           <w:b w:val="0"/>
         </w:rPr>
-        <w:t>Plug the C20 camera cable into a blue USB 3 port. Plug the remote charging cradle into the adjacent black USB 2 port. Place the remote on its cradle to charge.</w:t>
+        <w:t>Plug the C10/C20 camera cable into a blue USB 3 port. Plug the remote charging cradle into the adjacent black USB 2 port. Place the remote on its cradle to charge.</w:t>
       </w:r>
     </w:p>
     <w:p>
